--- a/hangszoveg/lorinc-en_hangszoveg.docx
+++ b/hangszoveg/lorinc-en_hangszoveg.docx
@@ -1,871 +1,843 @@
 
 <file path=word/document.xml><?xml version="1.0" encoding="utf-8"?>
-<w:document xmlns:wpc="http://schemas.microsoft.com/office/word/2010/wordprocessingCanvas" xmlns:cx="http://schemas.microsoft.com/office/drawing/2014/chartex" xmlns:cx1="http://schemas.microsoft.com/office/drawing/2015/9/8/chartex" xmlns:cx2="http://schemas.microsoft.com/office/drawing/2015/10/21/chartex" xmlns:cx3="http://schemas.microsoft.com/office/drawing/2016/5/9/chartex" xmlns:cx4="http://schemas.microsoft.com/office/drawing/2016/5/10/chartex" xmlns:cx5="http://schemas.microsoft.com/office/drawing/2016/5/11/chartex" xmlns:cx6="http://schemas.microsoft.com/office/drawing/2016/5/12/chartex" xmlns:cx7="http://schemas.microsoft.com/office/drawing/2016/5/13/chartex" xmlns:cx8="http://schemas.microsoft.com/office/drawing/2016/5/14/chartex" xmlns:mc="http://schemas.openxmlformats.org/markup-compatibility/2006" xmlns:aink="http://schemas.microsoft.com/office/drawing/2016/ink" xmlns:am3d="http://schemas.microsoft.com/office/drawing/2017/model3d" xmlns:o="urn:schemas-microsoft-com:office:office" xmlns:oel="http://schemas.microsoft.com/office/2019/extlst" xmlns:r="http://schemas.openxmlformats.org/officeDocument/2006/relationships" xmlns:m="http://schemas.openxmlformats.org/officeDocument/2006/math" xmlns:v="urn:schemas-microsoft-com:vml" xmlns:wp14="http://schemas.microsoft.com/office/word/2010/wordprocessingDrawing" xmlns:wp="http://schemas.openxmlformats.org/drawingml/2006/wordprocessingDrawing" xmlns:w10="urn:schemas-microsoft-com:office:word" xmlns:w="http://schemas.openxmlformats.org/wordprocessingml/2006/main" xmlns:w14="http://schemas.microsoft.com/office/word/2010/wordml" xmlns:w15="http://schemas.microsoft.com/office/word/2012/wordml" xmlns:w16cex="http://schemas.microsoft.com/office/word/2018/wordml/cex" xmlns:w16cid="http://schemas.microsoft.com/office/word/2016/wordml/cid" xmlns:w16="http://schemas.microsoft.com/office/word/2018/wordml" xmlns:w16du="http://schemas.microsoft.com/office/word/2023/wordml/word16du" xmlns:w16sdtdh="http://schemas.microsoft.com/office/word/2020/wordml/sdtdatahash" xmlns:w16sdtfl="http://schemas.microsoft.com/office/word/2024/wordml/sdtformatlock" xmlns:w16se="http://schemas.microsoft.com/office/word/2015/wordml/symex" xmlns:wpg="http://schemas.microsoft.com/office/word/2010/wordprocessingGroup" xmlns:wpi="http://schemas.microsoft.com/office/word/2010/wordprocessingInk" xmlns:wne="http://schemas.microsoft.com/office/word/2006/wordml" xmlns:wps="http://schemas.microsoft.com/office/word/2010/wordprocessingShape" mc:Ignorable="w14 w15 w16se w16cid w16 w16cex w16sdtdh w16sdtfl w16du wp14">
+<w:document xmlns:wpc="http://schemas.microsoft.com/office/word/2010/wordprocessingCanvas" xmlns:cx="http://schemas.microsoft.com/office/drawing/2014/chartex" xmlns:mc="http://schemas.openxmlformats.org/markup-compatibility/2006" xmlns:o="urn:schemas-microsoft-com:office:office" xmlns:r="http://schemas.openxmlformats.org/officeDocument/2006/relationships" xmlns:m="http://schemas.openxmlformats.org/officeDocument/2006/math" xmlns:v="urn:schemas-microsoft-com:vml" xmlns:wp14="http://schemas.microsoft.com/office/word/2010/wordprocessingDrawing" xmlns:wp="http://schemas.openxmlformats.org/drawingml/2006/wordprocessingDrawing" xmlns:w10="urn:schemas-microsoft-com:office:word" xmlns:w="http://schemas.openxmlformats.org/wordprocessingml/2006/main" xmlns:w14="http://schemas.microsoft.com/office/word/2010/wordml" xmlns:w15="http://schemas.microsoft.com/office/word/2012/wordml" xmlns:w16se="http://schemas.microsoft.com/office/word/2015/wordml/symex" xmlns:wpg="http://schemas.microsoft.com/office/word/2010/wordprocessingGroup" xmlns:wpi="http://schemas.microsoft.com/office/word/2010/wordprocessingInk" xmlns:wne="http://schemas.microsoft.com/office/word/2006/wordml" xmlns:wps="http://schemas.microsoft.com/office/word/2010/wordprocessingShape" mc:Ignorable="w14 w15 w16se wp14">
   <w:body>
     <w:p>
-      <w:proofErr w:type="spellStart"/>
-      <w:r>
-        <w:t>Santloorenz</w:t>
-      </w:r>
-      <w:proofErr w:type="spellEnd"/>
-      <w:r>
-        <w:t xml:space="preserve"> </w:t>
-      </w:r>
-      <w:proofErr w:type="spellStart"/>
-      <w:r>
+      <w:r>
+        <w:rPr>
+          <w:rStyle w:val="citation-443"/>
+        </w:rPr>
+        <w:t xml:space="preserve">Szentlőrinc </w:t>
+      </w:r>
+      <w:proofErr w:type="spellStart"/>
+      <w:r>
+        <w:rPr>
+          <w:rStyle w:val="citation-443"/>
+        </w:rPr>
         <w:t>railway</w:t>
       </w:r>
       <w:proofErr w:type="spellEnd"/>
       <w:r>
-        <w:t xml:space="preserve"> </w:t>
-      </w:r>
-      <w:proofErr w:type="spellStart"/>
-      <w:r>
+        <w:rPr>
+          <w:rStyle w:val="citation-443"/>
+        </w:rPr>
+        <w:t xml:space="preserve"> </w:t>
+      </w:r>
+      <w:proofErr w:type="spellStart"/>
+      <w:r>
+        <w:rPr>
+          <w:rStyle w:val="citation-443"/>
+        </w:rPr>
         <w:t>station</w:t>
       </w:r>
       <w:proofErr w:type="spellEnd"/>
       <w:r>
+        <w:rPr>
+          <w:rStyle w:val="citation-443"/>
+        </w:rPr>
         <w:t xml:space="preserve"> is </w:t>
       </w:r>
       <w:proofErr w:type="spellStart"/>
       <w:r>
-        <w:t>located</w:t>
-      </w:r>
-      <w:proofErr w:type="spellEnd"/>
-      <w:r>
-        <w:t xml:space="preserve"> in </w:t>
-      </w:r>
-      <w:proofErr w:type="spellStart"/>
-      <w:r>
+        <w:rPr>
+          <w:rStyle w:val="citation-443"/>
+        </w:rPr>
+        <w:t>one</w:t>
+      </w:r>
+      <w:proofErr w:type="spellEnd"/>
+      <w:r>
+        <w:rPr>
+          <w:rStyle w:val="citation-443"/>
+        </w:rPr>
+        <w:t xml:space="preserve"> of </w:t>
+      </w:r>
+      <w:proofErr w:type="spellStart"/>
+      <w:r>
+        <w:rPr>
+          <w:rStyle w:val="citation-443"/>
+        </w:rPr>
         <w:t>the</w:t>
       </w:r>
       <w:proofErr w:type="spellEnd"/>
       <w:r>
-        <w:t xml:space="preserve"> </w:t>
-      </w:r>
-      <w:proofErr w:type="spellStart"/>
-      <w:r>
-        <w:t>town</w:t>
-      </w:r>
-      <w:proofErr w:type="spellEnd"/>
-      <w:r>
+        <w:rPr>
+          <w:rStyle w:val="citation-443"/>
+        </w:rPr>
+        <w:t xml:space="preserve"> most important </w:t>
+      </w:r>
+      <w:proofErr w:type="spellStart"/>
+      <w:r>
+        <w:rPr>
+          <w:rStyle w:val="citation-443"/>
+        </w:rPr>
+        <w:t>transport</w:t>
+      </w:r>
+      <w:proofErr w:type="spellEnd"/>
+      <w:r>
+        <w:rPr>
+          <w:rStyle w:val="citation-443"/>
+        </w:rPr>
+        <w:t xml:space="preserve"> </w:t>
+      </w:r>
+      <w:proofErr w:type="spellStart"/>
+      <w:r>
+        <w:rPr>
+          <w:rStyle w:val="citation-443"/>
+        </w:rPr>
+        <w:t>hubs</w:t>
+      </w:r>
+      <w:proofErr w:type="spellEnd"/>
+      <w:r>
+        <w:rPr>
+          <w:rStyle w:val="citation-443"/>
+        </w:rPr>
+        <w:t xml:space="preserve"> in Baranya </w:t>
+      </w:r>
+      <w:proofErr w:type="spellStart"/>
+      <w:r>
+        <w:rPr>
+          <w:rStyle w:val="citation-443"/>
+        </w:rPr>
+        <w:t>County</w:t>
+      </w:r>
+      <w:proofErr w:type="spellEnd"/>
+      <w:r>
+        <w:t xml:space="preserve">. </w:t>
+      </w:r>
+      <w:r>
+        <w:rPr>
+          <w:rStyle w:val="citation-442"/>
+        </w:rPr>
+        <w:t xml:space="preserve">Here, </w:t>
+      </w:r>
+      <w:proofErr w:type="spellStart"/>
+      <w:r>
+        <w:rPr>
+          <w:rStyle w:val="citation-442"/>
+        </w:rPr>
+        <w:t>the</w:t>
+      </w:r>
+      <w:proofErr w:type="spellEnd"/>
+      <w:r>
+        <w:rPr>
+          <w:rStyle w:val="citation-442"/>
+        </w:rPr>
+        <w:t xml:space="preserve"> </w:t>
+      </w:r>
+      <w:proofErr w:type="spellStart"/>
+      <w:r>
+        <w:rPr>
+          <w:rStyle w:val="citation-442"/>
+        </w:rPr>
+        <w:t>electrified</w:t>
+      </w:r>
+      <w:proofErr w:type="spellEnd"/>
+      <w:r>
+        <w:rPr>
+          <w:rStyle w:val="citation-442"/>
+        </w:rPr>
+        <w:t xml:space="preserve"> main line </w:t>
+      </w:r>
+      <w:proofErr w:type="spellStart"/>
+      <w:r>
+        <w:rPr>
+          <w:rStyle w:val="citation-442"/>
+        </w:rPr>
+        <w:t>between</w:t>
+      </w:r>
+      <w:proofErr w:type="spellEnd"/>
+      <w:r>
+        <w:rPr>
+          <w:rStyle w:val="citation-442"/>
+        </w:rPr>
+        <w:t xml:space="preserve"> Budapest and Pécs </w:t>
+      </w:r>
+      <w:proofErr w:type="spellStart"/>
+      <w:r>
+        <w:rPr>
+          <w:rStyle w:val="citation-442"/>
+        </w:rPr>
+        <w:t>meets</w:t>
+      </w:r>
+      <w:proofErr w:type="spellEnd"/>
+      <w:r>
+        <w:rPr>
+          <w:rStyle w:val="citation-442"/>
+        </w:rPr>
+        <w:t xml:space="preserve"> </w:t>
+      </w:r>
+      <w:proofErr w:type="spellStart"/>
+      <w:r>
+        <w:rPr>
+          <w:rStyle w:val="citation-442"/>
+        </w:rPr>
+        <w:t>the</w:t>
+      </w:r>
+      <w:proofErr w:type="spellEnd"/>
+      <w:r>
+        <w:rPr>
+          <w:rStyle w:val="citation-442"/>
+        </w:rPr>
+        <w:t xml:space="preserve"> </w:t>
+      </w:r>
+      <w:proofErr w:type="spellStart"/>
+      <w:r>
+        <w:rPr>
+          <w:rStyle w:val="citation-442"/>
+        </w:rPr>
+        <w:t>branch</w:t>
+      </w:r>
+      <w:proofErr w:type="spellEnd"/>
+      <w:r>
+        <w:rPr>
+          <w:rStyle w:val="citation-442"/>
+        </w:rPr>
+        <w:t xml:space="preserve"> </w:t>
+      </w:r>
+      <w:proofErr w:type="spellStart"/>
+      <w:r>
+        <w:rPr>
+          <w:rStyle w:val="citation-442"/>
+        </w:rPr>
+        <w:t>lines</w:t>
+      </w:r>
+      <w:proofErr w:type="spellEnd"/>
+      <w:r>
+        <w:rPr>
+          <w:rStyle w:val="citation-442"/>
+        </w:rPr>
+        <w:t xml:space="preserve"> </w:t>
+      </w:r>
+      <w:proofErr w:type="spellStart"/>
+      <w:r>
+        <w:rPr>
+          <w:rStyle w:val="citation-442"/>
+        </w:rPr>
+        <w:t>heading</w:t>
+      </w:r>
+      <w:proofErr w:type="spellEnd"/>
+      <w:r>
+        <w:rPr>
+          <w:rStyle w:val="citation-442"/>
+        </w:rPr>
+        <w:t xml:space="preserve"> </w:t>
+      </w:r>
+      <w:proofErr w:type="spellStart"/>
+      <w:r>
+        <w:rPr>
+          <w:rStyle w:val="citation-442"/>
+        </w:rPr>
+        <w:t>to</w:t>
+      </w:r>
+      <w:proofErr w:type="spellEnd"/>
+      <w:r>
+        <w:rPr>
+          <w:rStyle w:val="citation-442"/>
+        </w:rPr>
+        <w:t xml:space="preserve"> Gyékényes and Sellye</w:t>
+      </w:r>
+      <w:r>
+        <w:t xml:space="preserve">. </w:t>
+      </w:r>
+      <w:r>
+        <w:rPr>
+          <w:rStyle w:val="citation-441"/>
+        </w:rPr>
+        <w:t xml:space="preserve">The </w:t>
+      </w:r>
+      <w:proofErr w:type="spellStart"/>
+      <w:r>
+        <w:rPr>
+          <w:rStyle w:val="citation-441"/>
+        </w:rPr>
+        <w:t>safe</w:t>
+      </w:r>
+      <w:proofErr w:type="spellEnd"/>
+      <w:r>
+        <w:rPr>
+          <w:rStyle w:val="citation-441"/>
+        </w:rPr>
+        <w:t xml:space="preserve"> </w:t>
+      </w:r>
+      <w:proofErr w:type="spellStart"/>
+      <w:r>
+        <w:rPr>
+          <w:rStyle w:val="citation-441"/>
+        </w:rPr>
+        <w:t>movement</w:t>
+      </w:r>
+      <w:proofErr w:type="spellEnd"/>
+      <w:r>
+        <w:rPr>
+          <w:rStyle w:val="citation-441"/>
+        </w:rPr>
         <w:t xml:space="preserve"> of </w:t>
       </w:r>
       <w:proofErr w:type="spellStart"/>
       <w:r>
-        <w:t>Santloorenz</w:t>
-      </w:r>
-      <w:proofErr w:type="spellEnd"/>
-      <w:r>
-        <w:t xml:space="preserve">, in </w:t>
-      </w:r>
-      <w:proofErr w:type="spellStart"/>
-      <w:r>
-        <w:t>Baranha</w:t>
-      </w:r>
-      <w:proofErr w:type="spellEnd"/>
-      <w:r>
-        <w:t xml:space="preserve"> </w:t>
-      </w:r>
-      <w:proofErr w:type="spellStart"/>
-      <w:r>
-        <w:t>County</w:t>
-      </w:r>
-      <w:proofErr w:type="spellEnd"/>
-      <w:r>
-        <w:t xml:space="preserve">, and is </w:t>
-      </w:r>
-      <w:proofErr w:type="spellStart"/>
-      <w:r>
-        <w:t>operated</w:t>
-      </w:r>
-      <w:proofErr w:type="spellEnd"/>
-      <w:r>
-        <w:t xml:space="preserve"> </w:t>
-      </w:r>
-      <w:proofErr w:type="spellStart"/>
-      <w:r>
+        <w:rPr>
+          <w:rStyle w:val="citation-441"/>
+        </w:rPr>
+        <w:t>trains</w:t>
+      </w:r>
+      <w:proofErr w:type="spellEnd"/>
+      <w:r>
+        <w:rPr>
+          <w:rStyle w:val="citation-441"/>
+        </w:rPr>
+        <w:t xml:space="preserve"> is </w:t>
+      </w:r>
+      <w:proofErr w:type="spellStart"/>
+      <w:r>
+        <w:rPr>
+          <w:rStyle w:val="citation-441"/>
+        </w:rPr>
+        <w:t>supervised</w:t>
+      </w:r>
+      <w:proofErr w:type="spellEnd"/>
+      <w:r>
+        <w:rPr>
+          <w:rStyle w:val="citation-441"/>
+        </w:rPr>
+        <w:t xml:space="preserve"> </w:t>
+      </w:r>
+      <w:proofErr w:type="spellStart"/>
+      <w:r>
+        <w:rPr>
+          <w:rStyle w:val="citation-441"/>
+        </w:rPr>
         <w:t>by</w:t>
       </w:r>
       <w:proofErr w:type="spellEnd"/>
       <w:r>
-        <w:t xml:space="preserve"> </w:t>
-      </w:r>
-      <w:proofErr w:type="spellStart"/>
-      <w:r>
+        <w:rPr>
+          <w:rStyle w:val="citation-441"/>
+        </w:rPr>
+        <w:t xml:space="preserve"> a </w:t>
+      </w:r>
+      <w:proofErr w:type="spellStart"/>
+      <w:r>
+        <w:rPr>
+          <w:rStyle w:val="citation-441"/>
+        </w:rPr>
+        <w:t>safety</w:t>
+      </w:r>
+      <w:proofErr w:type="spellEnd"/>
+      <w:r>
+        <w:rPr>
+          <w:rStyle w:val="citation-441"/>
+        </w:rPr>
+        <w:t xml:space="preserve"> </w:t>
+      </w:r>
+      <w:proofErr w:type="spellStart"/>
+      <w:r>
+        <w:rPr>
+          <w:rStyle w:val="citation-441"/>
+        </w:rPr>
+        <w:t>system</w:t>
+      </w:r>
+      <w:proofErr w:type="spellEnd"/>
+      <w:r>
+        <w:rPr>
+          <w:rStyle w:val="citation-441"/>
+        </w:rPr>
+        <w:t xml:space="preserve"> </w:t>
+      </w:r>
+      <w:proofErr w:type="spellStart"/>
+      <w:r>
+        <w:rPr>
+          <w:rStyle w:val="citation-441"/>
+        </w:rPr>
+        <w:t>equipped</w:t>
+      </w:r>
+      <w:proofErr w:type="spellEnd"/>
+      <w:r>
+        <w:rPr>
+          <w:rStyle w:val="citation-441"/>
+        </w:rPr>
+        <w:t xml:space="preserve"> </w:t>
+      </w:r>
+      <w:proofErr w:type="spellStart"/>
+      <w:r>
+        <w:rPr>
+          <w:rStyle w:val="citation-441"/>
+        </w:rPr>
+        <w:t>with</w:t>
+      </w:r>
+      <w:proofErr w:type="spellEnd"/>
+      <w:r>
+        <w:rPr>
+          <w:rStyle w:val="citation-441"/>
+        </w:rPr>
+        <w:t xml:space="preserve"> </w:t>
+      </w:r>
+      <w:proofErr w:type="spellStart"/>
+      <w:r>
+        <w:rPr>
+          <w:rStyle w:val="citation-441"/>
+        </w:rPr>
+        <w:t>light</w:t>
+      </w:r>
+      <w:proofErr w:type="spellEnd"/>
+      <w:r>
+        <w:rPr>
+          <w:rStyle w:val="citation-441"/>
+        </w:rPr>
+        <w:t xml:space="preserve"> </w:t>
+      </w:r>
+      <w:proofErr w:type="spellStart"/>
+      <w:r>
+        <w:rPr>
+          <w:rStyle w:val="citation-441"/>
+        </w:rPr>
+        <w:t>signals</w:t>
+      </w:r>
+      <w:proofErr w:type="spellEnd"/>
+      <w:r>
+        <w:t xml:space="preserve">. </w:t>
+      </w:r>
+      <w:r>
+        <w:rPr>
+          <w:rStyle w:val="citation-440"/>
+        </w:rPr>
+        <w:t xml:space="preserve">An </w:t>
+      </w:r>
+      <w:proofErr w:type="spellStart"/>
+      <w:r>
+        <w:rPr>
+          <w:rStyle w:val="citation-440"/>
+        </w:rPr>
+        <w:t>interesting</w:t>
+      </w:r>
+      <w:proofErr w:type="spellEnd"/>
+      <w:r>
+        <w:rPr>
+          <w:rStyle w:val="citation-440"/>
+        </w:rPr>
+        <w:t xml:space="preserve"> </w:t>
+      </w:r>
+      <w:proofErr w:type="spellStart"/>
+      <w:r>
+        <w:rPr>
+          <w:rStyle w:val="citation-440"/>
+        </w:rPr>
+        <w:t>fact</w:t>
+      </w:r>
+      <w:proofErr w:type="spellEnd"/>
+      <w:r>
+        <w:rPr>
+          <w:rStyle w:val="citation-440"/>
+        </w:rPr>
+        <w:t xml:space="preserve"> is </w:t>
+      </w:r>
+      <w:proofErr w:type="spellStart"/>
+      <w:r>
+        <w:rPr>
+          <w:rStyle w:val="citation-440"/>
+        </w:rPr>
+        <w:t>that</w:t>
+      </w:r>
+      <w:proofErr w:type="spellEnd"/>
+      <w:r>
+        <w:rPr>
+          <w:rStyle w:val="citation-440"/>
+        </w:rPr>
+        <w:t xml:space="preserve"> </w:t>
+      </w:r>
+      <w:proofErr w:type="spellStart"/>
+      <w:r>
+        <w:rPr>
+          <w:rStyle w:val="citation-440"/>
+        </w:rPr>
         <w:t>the</w:t>
       </w:r>
       <w:proofErr w:type="spellEnd"/>
       <w:r>
-        <w:t xml:space="preserve"> </w:t>
-      </w:r>
-      <w:proofErr w:type="spellStart"/>
-      <w:r>
-        <w:t>Hungarian</w:t>
-      </w:r>
-      <w:proofErr w:type="spellEnd"/>
-      <w:r>
-        <w:t xml:space="preserve"> </w:t>
-      </w:r>
-      <w:proofErr w:type="spellStart"/>
-      <w:r>
-        <w:t>State</w:t>
-      </w:r>
-      <w:proofErr w:type="spellEnd"/>
-      <w:r>
-        <w:t xml:space="preserve"> </w:t>
-      </w:r>
-      <w:proofErr w:type="spellStart"/>
-      <w:r>
-        <w:t>Railways</w:t>
-      </w:r>
-      <w:proofErr w:type="spellEnd"/>
-      <w:r>
-        <w:t>.</w:t>
-      </w:r>
-    </w:p>
-    <w:p>
-      <w:r>
-        <w:t xml:space="preserve">In </w:t>
-      </w:r>
-      <w:proofErr w:type="spellStart"/>
-      <w:r>
+        <w:rPr>
+          <w:rStyle w:val="citation-440"/>
+        </w:rPr>
+        <w:t xml:space="preserve"> </w:t>
+      </w:r>
+      <w:proofErr w:type="spellStart"/>
+      <w:r>
+        <w:rPr>
+          <w:rStyle w:val="citation-440"/>
+        </w:rPr>
+        <w:t>traffic</w:t>
+      </w:r>
+      <w:proofErr w:type="spellEnd"/>
+      <w:r>
+        <w:rPr>
+          <w:rStyle w:val="citation-440"/>
+        </w:rPr>
+        <w:t xml:space="preserve"> of </w:t>
+      </w:r>
+      <w:proofErr w:type="spellStart"/>
+      <w:r>
+        <w:rPr>
+          <w:rStyle w:val="citation-440"/>
+        </w:rPr>
         <w:t>the</w:t>
       </w:r>
       <w:proofErr w:type="spellEnd"/>
       <w:r>
-        <w:t xml:space="preserve"> </w:t>
-      </w:r>
-      <w:proofErr w:type="spellStart"/>
-      <w:r>
-        <w:t>early</w:t>
-      </w:r>
-      <w:proofErr w:type="spellEnd"/>
-      <w:r>
-        <w:t xml:space="preserve"> 20th </w:t>
-      </w:r>
-      <w:proofErr w:type="spellStart"/>
-      <w:r>
-        <w:t>century</w:t>
-      </w:r>
-      <w:proofErr w:type="spellEnd"/>
-      <w:r>
-        <w:t xml:space="preserve">, </w:t>
-      </w:r>
-      <w:proofErr w:type="spellStart"/>
-      <w:r>
-        <w:t>it</w:t>
-      </w:r>
-      <w:proofErr w:type="spellEnd"/>
-      <w:r>
-        <w:t xml:space="preserve"> </w:t>
-      </w:r>
-      <w:proofErr w:type="spellStart"/>
-      <w:r>
-        <w:t>was</w:t>
-      </w:r>
-      <w:proofErr w:type="spellEnd"/>
-      <w:r>
-        <w:t xml:space="preserve"> </w:t>
-      </w:r>
-      <w:proofErr w:type="spellStart"/>
-      <w:r>
-        <w:t>referred</w:t>
-      </w:r>
-      <w:proofErr w:type="spellEnd"/>
-      <w:r>
-        <w:t xml:space="preserve"> </w:t>
-      </w:r>
-      <w:proofErr w:type="spellStart"/>
-      <w:r>
-        <w:t>to</w:t>
-      </w:r>
-      <w:proofErr w:type="spellEnd"/>
-      <w:r>
-        <w:t xml:space="preserve"> </w:t>
-      </w:r>
-      <w:proofErr w:type="spellStart"/>
-      <w:r>
-        <w:t>as</w:t>
-      </w:r>
-      <w:proofErr w:type="spellEnd"/>
-      <w:r>
-        <w:t xml:space="preserve"> </w:t>
-      </w:r>
-      <w:proofErr w:type="spellStart"/>
-      <w:r>
-        <w:t>BaranhaSantloorenz</w:t>
-      </w:r>
-      <w:proofErr w:type="spellEnd"/>
-      <w:r>
-        <w:t xml:space="preserve"> </w:t>
-      </w:r>
-      <w:proofErr w:type="spellStart"/>
-      <w:r>
-        <w:t>or</w:t>
-      </w:r>
-      <w:proofErr w:type="spellEnd"/>
-      <w:r>
-        <w:t xml:space="preserve"> </w:t>
-      </w:r>
-      <w:proofErr w:type="spellStart"/>
-      <w:r>
-        <w:t>simply</w:t>
-      </w:r>
-      <w:proofErr w:type="spellEnd"/>
-      <w:r>
-        <w:t xml:space="preserve"> </w:t>
-      </w:r>
-      <w:proofErr w:type="spellStart"/>
-      <w:r>
-        <w:t>Santloorenz</w:t>
-      </w:r>
-      <w:proofErr w:type="spellEnd"/>
-      <w:r>
-        <w:t xml:space="preserve"> </w:t>
-      </w:r>
-      <w:proofErr w:type="spellStart"/>
-      <w:r>
-        <w:t>station</w:t>
-      </w:r>
-      <w:proofErr w:type="spellEnd"/>
-      <w:r>
-        <w:t xml:space="preserve"> in </w:t>
-      </w:r>
-      <w:proofErr w:type="spellStart"/>
-      <w:r>
-        <w:t>various</w:t>
-      </w:r>
-      <w:proofErr w:type="spellEnd"/>
-      <w:r>
-        <w:t xml:space="preserve"> </w:t>
-      </w:r>
-      <w:proofErr w:type="spellStart"/>
-      <w:r>
-        <w:t>records</w:t>
-      </w:r>
-      <w:proofErr w:type="spellEnd"/>
-      <w:r>
-        <w:t>.</w:t>
-      </w:r>
-    </w:p>
-    <w:p>
-      <w:proofErr w:type="spellStart"/>
-      <w:r>
-        <w:t>Its</w:t>
-      </w:r>
-      <w:proofErr w:type="spellEnd"/>
-      <w:r>
-        <w:t xml:space="preserve"> </w:t>
-      </w:r>
-      <w:proofErr w:type="spellStart"/>
-      <w:r>
-        <w:t>station</w:t>
-      </w:r>
-      <w:proofErr w:type="spellEnd"/>
-      <w:r>
-        <w:t xml:space="preserve"> building </w:t>
-      </w:r>
-      <w:proofErr w:type="spellStart"/>
-      <w:r>
-        <w:t>was</w:t>
-      </w:r>
-      <w:proofErr w:type="spellEnd"/>
-      <w:r>
-        <w:t xml:space="preserve"> </w:t>
-      </w:r>
-      <w:proofErr w:type="spellStart"/>
-      <w:r>
-        <w:t>constructed</w:t>
-      </w:r>
-      <w:proofErr w:type="spellEnd"/>
-      <w:r>
-        <w:t xml:space="preserve"> </w:t>
-      </w:r>
-      <w:proofErr w:type="spellStart"/>
-      <w:r>
-        <w:t>based</w:t>
-      </w:r>
-      <w:proofErr w:type="spellEnd"/>
-      <w:r>
-        <w:t xml:space="preserve"> </w:t>
-      </w:r>
-      <w:proofErr w:type="spellStart"/>
-      <w:r>
-        <w:t>on</w:t>
-      </w:r>
-      <w:proofErr w:type="spellEnd"/>
-      <w:r>
-        <w:t xml:space="preserve"> standard </w:t>
-      </w:r>
-      <w:proofErr w:type="spellStart"/>
-      <w:r>
-        <w:t>plans</w:t>
-      </w:r>
-      <w:proofErr w:type="spellEnd"/>
-      <w:r>
-        <w:t xml:space="preserve"> </w:t>
-      </w:r>
-      <w:proofErr w:type="spellStart"/>
-      <w:r>
-        <w:t>used</w:t>
-      </w:r>
-      <w:proofErr w:type="spellEnd"/>
-      <w:r>
-        <w:t xml:space="preserve"> </w:t>
-      </w:r>
-      <w:proofErr w:type="spellStart"/>
-      <w:r>
+        <w:rPr>
+          <w:rStyle w:val="citation-440"/>
+        </w:rPr>
+        <w:t xml:space="preserve"> </w:t>
+      </w:r>
+      <w:proofErr w:type="spellStart"/>
+      <w:r>
+        <w:rPr>
+          <w:rStyle w:val="citation-440"/>
+        </w:rPr>
+        <w:t>nearby</w:t>
+      </w:r>
+      <w:proofErr w:type="spellEnd"/>
+      <w:r>
+        <w:rPr>
+          <w:rStyle w:val="citation-440"/>
+        </w:rPr>
+        <w:t xml:space="preserve"> cement </w:t>
+      </w:r>
+      <w:proofErr w:type="spellStart"/>
+      <w:r>
+        <w:rPr>
+          <w:rStyle w:val="citation-440"/>
+        </w:rPr>
+        <w:t>factory's</w:t>
+      </w:r>
+      <w:proofErr w:type="spellEnd"/>
+      <w:r>
+        <w:rPr>
+          <w:rStyle w:val="citation-440"/>
+        </w:rPr>
+        <w:t xml:space="preserve"> </w:t>
+      </w:r>
+      <w:proofErr w:type="spellStart"/>
+      <w:r>
+        <w:rPr>
+          <w:rStyle w:val="citation-440"/>
+        </w:rPr>
+        <w:t>industrial</w:t>
+      </w:r>
+      <w:proofErr w:type="spellEnd"/>
+      <w:r>
+        <w:rPr>
+          <w:rStyle w:val="citation-440"/>
+        </w:rPr>
+        <w:t xml:space="preserve"> </w:t>
+      </w:r>
+      <w:proofErr w:type="spellStart"/>
+      <w:r>
+        <w:rPr>
+          <w:rStyle w:val="citation-440"/>
+        </w:rPr>
+        <w:t>track</w:t>
+      </w:r>
+      <w:proofErr w:type="spellEnd"/>
+      <w:r>
+        <w:rPr>
+          <w:rStyle w:val="citation-440"/>
+        </w:rPr>
+        <w:t xml:space="preserve"> is </w:t>
+      </w:r>
+      <w:proofErr w:type="spellStart"/>
+      <w:r>
+        <w:rPr>
+          <w:rStyle w:val="citation-440"/>
+        </w:rPr>
+        <w:t>also</w:t>
+      </w:r>
+      <w:proofErr w:type="spellEnd"/>
+      <w:r>
+        <w:rPr>
+          <w:rStyle w:val="citation-440"/>
+        </w:rPr>
+        <w:t xml:space="preserve"> </w:t>
+      </w:r>
+      <w:proofErr w:type="spellStart"/>
+      <w:r>
+        <w:rPr>
+          <w:rStyle w:val="citation-440"/>
+        </w:rPr>
+        <w:t>controlled</w:t>
+      </w:r>
+      <w:proofErr w:type="spellEnd"/>
+      <w:r>
+        <w:rPr>
+          <w:rStyle w:val="citation-440"/>
+        </w:rPr>
+        <w:t xml:space="preserve"> </w:t>
+      </w:r>
+      <w:proofErr w:type="spellStart"/>
+      <w:r>
+        <w:rPr>
+          <w:rStyle w:val="citation-440"/>
+        </w:rPr>
+        <w:t>remotely</w:t>
+      </w:r>
+      <w:proofErr w:type="spellEnd"/>
+      <w:r>
+        <w:rPr>
+          <w:rStyle w:val="citation-440"/>
+        </w:rPr>
+        <w:t xml:space="preserve"> </w:t>
+      </w:r>
+      <w:proofErr w:type="spellStart"/>
+      <w:r>
+        <w:rPr>
+          <w:rStyle w:val="citation-440"/>
+        </w:rPr>
+        <w:t>from</w:t>
+      </w:r>
+      <w:proofErr w:type="spellEnd"/>
+      <w:r>
+        <w:rPr>
+          <w:rStyle w:val="citation-440"/>
+        </w:rPr>
+        <w:t xml:space="preserve"> </w:t>
+      </w:r>
+      <w:proofErr w:type="spellStart"/>
+      <w:r>
+        <w:rPr>
+          <w:rStyle w:val="citation-440"/>
+        </w:rPr>
+        <w:t>the</w:t>
+      </w:r>
+      <w:proofErr w:type="spellEnd"/>
+      <w:r>
+        <w:rPr>
+          <w:rStyle w:val="citation-440"/>
+        </w:rPr>
+        <w:t xml:space="preserve"> </w:t>
+      </w:r>
+      <w:proofErr w:type="spellStart"/>
+      <w:r>
+        <w:rPr>
+          <w:rStyle w:val="citation-440"/>
+        </w:rPr>
+        <w:t>station's</w:t>
+      </w:r>
+      <w:proofErr w:type="spellEnd"/>
+      <w:r>
+        <w:rPr>
+          <w:rStyle w:val="citation-440"/>
+        </w:rPr>
+        <w:t xml:space="preserve"> </w:t>
+      </w:r>
+      <w:proofErr w:type="spellStart"/>
+      <w:r>
+        <w:rPr>
+          <w:rStyle w:val="citation-440"/>
+        </w:rPr>
+        <w:t>traffic</w:t>
+      </w:r>
+      <w:proofErr w:type="spellEnd"/>
+      <w:r>
+        <w:rPr>
+          <w:rStyle w:val="citation-440"/>
+        </w:rPr>
+        <w:t xml:space="preserve"> </w:t>
+      </w:r>
+      <w:proofErr w:type="spellStart"/>
+      <w:r>
+        <w:rPr>
+          <w:rStyle w:val="citation-440"/>
+        </w:rPr>
+        <w:t>office</w:t>
+      </w:r>
+      <w:proofErr w:type="spellEnd"/>
+      <w:r>
+        <w:t xml:space="preserve">. </w:t>
+      </w:r>
+      <w:proofErr w:type="spellStart"/>
+      <w:r>
+        <w:rPr>
+          <w:rStyle w:val="citation-439"/>
+        </w:rPr>
+        <w:t>Passenger</w:t>
+      </w:r>
+      <w:proofErr w:type="spellEnd"/>
+      <w:r>
+        <w:rPr>
+          <w:rStyle w:val="citation-439"/>
+        </w:rPr>
+        <w:t xml:space="preserve"> </w:t>
+      </w:r>
+      <w:proofErr w:type="spellStart"/>
+      <w:r>
+        <w:rPr>
+          <w:rStyle w:val="citation-439"/>
+        </w:rPr>
+        <w:t>comfort</w:t>
+      </w:r>
+      <w:proofErr w:type="spellEnd"/>
+      <w:r>
+        <w:rPr>
+          <w:rStyle w:val="citation-439"/>
+        </w:rPr>
+        <w:t xml:space="preserve"> is </w:t>
+      </w:r>
+      <w:proofErr w:type="spellStart"/>
+      <w:r>
+        <w:rPr>
+          <w:rStyle w:val="citation-439"/>
+        </w:rPr>
+        <w:t>served</w:t>
+      </w:r>
+      <w:proofErr w:type="spellEnd"/>
+      <w:r>
+        <w:rPr>
+          <w:rStyle w:val="citation-439"/>
+        </w:rPr>
+        <w:t xml:space="preserve"> </w:t>
+      </w:r>
+      <w:proofErr w:type="spellStart"/>
+      <w:r>
+        <w:rPr>
+          <w:rStyle w:val="citation-439"/>
+        </w:rPr>
         <w:t>by</w:t>
       </w:r>
       <w:proofErr w:type="spellEnd"/>
       <w:r>
-        <w:t xml:space="preserve"> </w:t>
-      </w:r>
-      <w:proofErr w:type="spellStart"/>
-      <w:r>
-        <w:t>the</w:t>
-      </w:r>
-      <w:proofErr w:type="spellEnd"/>
-      <w:r>
-        <w:t xml:space="preserve"> Pécs–</w:t>
-      </w:r>
-      <w:r>
-        <w:t xml:space="preserve"> </w:t>
-      </w:r>
-      <w:proofErr w:type="spellStart"/>
-      <w:r>
-        <w:t>Bartch</w:t>
-      </w:r>
-      <w:proofErr w:type="spellEnd"/>
-      <w:r>
-        <w:t xml:space="preserve"> </w:t>
-      </w:r>
-      <w:proofErr w:type="spellStart"/>
-      <w:r>
-        <w:t>railway</w:t>
-      </w:r>
-      <w:proofErr w:type="spellEnd"/>
-      <w:r>
-        <w:t xml:space="preserve"> and </w:t>
-      </w:r>
-      <w:proofErr w:type="spellStart"/>
-      <w:r>
-        <w:t>remains</w:t>
-      </w:r>
-      <w:proofErr w:type="spellEnd"/>
-      <w:r>
-        <w:t xml:space="preserve"> in </w:t>
-      </w:r>
-      <w:proofErr w:type="spellStart"/>
-      <w:r>
-        <w:t>relatively</w:t>
-      </w:r>
-      <w:proofErr w:type="spellEnd"/>
-      <w:r>
-        <w:t xml:space="preserve"> </w:t>
-      </w:r>
-      <w:proofErr w:type="spellStart"/>
-      <w:r>
-        <w:t>good</w:t>
-      </w:r>
-      <w:proofErr w:type="spellEnd"/>
-      <w:r>
-        <w:t xml:space="preserve"> </w:t>
-      </w:r>
-      <w:proofErr w:type="spellStart"/>
-      <w:r>
-        <w:t>condition</w:t>
-      </w:r>
-      <w:proofErr w:type="spellEnd"/>
-      <w:r>
-        <w:t xml:space="preserve"> </w:t>
-      </w:r>
-      <w:proofErr w:type="spellStart"/>
-      <w:r>
-        <w:t>today</w:t>
-      </w:r>
-      <w:proofErr w:type="spellEnd"/>
-      <w:r>
-        <w:t>.</w:t>
-      </w:r>
-    </w:p>
-    <w:p>
-      <w:r>
-        <w:t xml:space="preserve">A </w:t>
-      </w:r>
-      <w:proofErr w:type="spellStart"/>
-      <w:r>
-        <w:t>second</w:t>
-      </w:r>
-      <w:proofErr w:type="spellEnd"/>
-      <w:r>
-        <w:t xml:space="preserve"> building, </w:t>
-      </w:r>
-      <w:proofErr w:type="spellStart"/>
-      <w:r>
-        <w:t>which</w:t>
-      </w:r>
-      <w:proofErr w:type="spellEnd"/>
-      <w:r>
-        <w:t xml:space="preserve"> </w:t>
-      </w:r>
-      <w:proofErr w:type="spellStart"/>
-      <w:r>
-        <w:t>houses</w:t>
-      </w:r>
-      <w:proofErr w:type="spellEnd"/>
-      <w:r>
-        <w:t xml:space="preserve"> </w:t>
-      </w:r>
-      <w:proofErr w:type="spellStart"/>
-      <w:r>
-        <w:t>the</w:t>
-      </w:r>
-      <w:proofErr w:type="spellEnd"/>
-      <w:r>
-        <w:t xml:space="preserve"> </w:t>
-      </w:r>
-      <w:proofErr w:type="spellStart"/>
-      <w:r>
-        <w:t>traffic</w:t>
-      </w:r>
-      <w:proofErr w:type="spellEnd"/>
-      <w:r>
-        <w:t xml:space="preserve"> </w:t>
-      </w:r>
-      <w:proofErr w:type="spellStart"/>
-      <w:r>
-        <w:t>control</w:t>
-      </w:r>
-      <w:proofErr w:type="spellEnd"/>
-      <w:r>
-        <w:t xml:space="preserve"> </w:t>
-      </w:r>
-      <w:proofErr w:type="spellStart"/>
-      <w:r>
-        <w:t>office</w:t>
-      </w:r>
-      <w:proofErr w:type="spellEnd"/>
-      <w:r>
-        <w:t xml:space="preserve">, </w:t>
-      </w:r>
-      <w:proofErr w:type="spellStart"/>
-      <w:r>
-        <w:t>was</w:t>
-      </w:r>
-      <w:proofErr w:type="spellEnd"/>
-      <w:r>
-        <w:t xml:space="preserve"> </w:t>
-      </w:r>
-      <w:proofErr w:type="spellStart"/>
-      <w:r>
-        <w:t>added</w:t>
-      </w:r>
-      <w:proofErr w:type="spellEnd"/>
-      <w:r>
-        <w:t xml:space="preserve"> </w:t>
-      </w:r>
-      <w:proofErr w:type="spellStart"/>
-      <w:r>
-        <w:t>later</w:t>
-      </w:r>
-      <w:proofErr w:type="spellEnd"/>
-      <w:r>
-        <w:t>.</w:t>
-      </w:r>
-    </w:p>
-    <w:p>
-      <w:proofErr w:type="spellStart"/>
-      <w:r>
-        <w:t>On</w:t>
-      </w:r>
-      <w:proofErr w:type="spellEnd"/>
-      <w:r>
-        <w:t xml:space="preserve"> </w:t>
-      </w:r>
-      <w:proofErr w:type="spellStart"/>
-      <w:r>
-        <w:t>one</w:t>
-      </w:r>
-      <w:proofErr w:type="spellEnd"/>
-      <w:r>
-        <w:t xml:space="preserve"> of </w:t>
-      </w:r>
-      <w:proofErr w:type="spellStart"/>
-      <w:r>
-        <w:t>its</w:t>
-      </w:r>
-      <w:proofErr w:type="spellEnd"/>
-      <w:r>
-        <w:t xml:space="preserve"> </w:t>
-      </w:r>
-      <w:proofErr w:type="spellStart"/>
-      <w:r>
-        <w:t>exterior</w:t>
-      </w:r>
-      <w:proofErr w:type="spellEnd"/>
-      <w:r>
-        <w:t xml:space="preserve"> </w:t>
-      </w:r>
-      <w:proofErr w:type="spellStart"/>
-      <w:r>
-        <w:t>walls</w:t>
-      </w:r>
-      <w:proofErr w:type="spellEnd"/>
-      <w:r>
-        <w:t xml:space="preserve">, a </w:t>
-      </w:r>
-      <w:proofErr w:type="spellStart"/>
-      <w:r>
-        <w:t>commemorative</w:t>
-      </w:r>
-      <w:proofErr w:type="spellEnd"/>
-      <w:r>
-        <w:t xml:space="preserve"> </w:t>
-      </w:r>
-      <w:proofErr w:type="spellStart"/>
-      <w:r>
-        <w:t>plaque</w:t>
-      </w:r>
-      <w:proofErr w:type="spellEnd"/>
-      <w:r>
-        <w:t xml:space="preserve"> </w:t>
-      </w:r>
-      <w:proofErr w:type="spellStart"/>
-      <w:r>
-        <w:t>was</w:t>
-      </w:r>
-      <w:proofErr w:type="spellEnd"/>
-      <w:r>
-        <w:t xml:space="preserve"> </w:t>
-      </w:r>
-      <w:proofErr w:type="spellStart"/>
-      <w:r>
-        <w:t>installed</w:t>
-      </w:r>
-      <w:proofErr w:type="spellEnd"/>
-      <w:r>
-        <w:t xml:space="preserve"> in 2000 </w:t>
-      </w:r>
-      <w:proofErr w:type="spellStart"/>
-      <w:r>
-        <w:t>to</w:t>
-      </w:r>
-      <w:proofErr w:type="spellEnd"/>
-      <w:r>
-        <w:t xml:space="preserve"> mark </w:t>
-      </w:r>
-      <w:proofErr w:type="spellStart"/>
-      <w:r>
-        <w:t>the</w:t>
-      </w:r>
-      <w:proofErr w:type="spellEnd"/>
-      <w:r>
-        <w:t xml:space="preserve"> 105th </w:t>
-      </w:r>
-      <w:proofErr w:type="spellStart"/>
-      <w:r>
-        <w:t>anniversary</w:t>
-      </w:r>
-      <w:proofErr w:type="spellEnd"/>
-      <w:r>
-        <w:t xml:space="preserve"> of </w:t>
-      </w:r>
-      <w:proofErr w:type="spellStart"/>
-      <w:r>
-        <w:t>the</w:t>
-      </w:r>
-      <w:proofErr w:type="spellEnd"/>
-      <w:r>
-        <w:t xml:space="preserve"> </w:t>
-      </w:r>
-      <w:proofErr w:type="spellStart"/>
-      <w:r>
-        <w:t>Shayyeh</w:t>
-      </w:r>
-      <w:proofErr w:type="spellEnd"/>
-      <w:r>
-        <w:t xml:space="preserve"> </w:t>
-      </w:r>
-      <w:proofErr w:type="spellStart"/>
-      <w:r>
-        <w:t>railway</w:t>
-      </w:r>
-      <w:proofErr w:type="spellEnd"/>
-      <w:r>
-        <w:t xml:space="preserve"> line.</w:t>
-      </w:r>
-    </w:p>
-    <w:p>
-      <w:proofErr w:type="spellStart"/>
-      <w:r>
-        <w:t>Santloorenz</w:t>
-      </w:r>
-      <w:proofErr w:type="spellEnd"/>
-      <w:r>
+        <w:rPr>
+          <w:rStyle w:val="citation-439"/>
+        </w:rPr>
+        <w:t xml:space="preserve"> </w:t>
+      </w:r>
+      <w:proofErr w:type="spellStart"/>
+      <w:r>
+        <w:rPr>
+          <w:rStyle w:val="citation-439"/>
+        </w:rPr>
+        <w:t>asphalt-paved</w:t>
+      </w:r>
+      <w:proofErr w:type="spellEnd"/>
+      <w:r>
+        <w:rPr>
+          <w:rStyle w:val="citation-439"/>
+        </w:rPr>
+        <w:t xml:space="preserve"> platforms</w:t>
+      </w:r>
+      <w:r>
+        <w:t xml:space="preserve">. </w:t>
+      </w:r>
+      <w:proofErr w:type="spellStart"/>
+      <w:r>
+        <w:rPr>
+          <w:rStyle w:val="citation-438"/>
+        </w:rPr>
+        <w:t>Accurate</w:t>
+      </w:r>
+      <w:proofErr w:type="spellEnd"/>
+      <w:r>
+        <w:rPr>
+          <w:rStyle w:val="citation-438"/>
+        </w:rPr>
+        <w:t xml:space="preserve"> </w:t>
+      </w:r>
+      <w:proofErr w:type="spellStart"/>
+      <w:r>
+        <w:rPr>
+          <w:rStyle w:val="citation-438"/>
+        </w:rPr>
+        <w:t>information</w:t>
+      </w:r>
+      <w:proofErr w:type="spellEnd"/>
+      <w:r>
+        <w:rPr>
+          <w:rStyle w:val="citation-438"/>
+        </w:rPr>
         <w:t xml:space="preserve"> is </w:t>
       </w:r>
       <w:proofErr w:type="spellStart"/>
       <w:r>
-        <w:t>the</w:t>
-      </w:r>
-      <w:proofErr w:type="spellEnd"/>
-      <w:r>
-        <w:t xml:space="preserve"> starting </w:t>
-      </w:r>
-      <w:proofErr w:type="spellStart"/>
-      <w:r>
-        <w:t>point</w:t>
-      </w:r>
-      <w:proofErr w:type="spellEnd"/>
-      <w:r>
-        <w:t xml:space="preserve"> of </w:t>
-      </w:r>
-      <w:proofErr w:type="spellStart"/>
-      <w:r>
-        <w:t>the</w:t>
-      </w:r>
-      <w:proofErr w:type="spellEnd"/>
-      <w:r>
-        <w:t xml:space="preserve"> </w:t>
-      </w:r>
-      <w:proofErr w:type="spellStart"/>
-      <w:r>
-        <w:t>Shayyeh</w:t>
-      </w:r>
-      <w:proofErr w:type="spellEnd"/>
-      <w:r>
-        <w:t xml:space="preserve"> line, and </w:t>
-      </w:r>
-      <w:proofErr w:type="spellStart"/>
-      <w:r>
-        <w:t>among</w:t>
-      </w:r>
-      <w:proofErr w:type="spellEnd"/>
-      <w:r>
-        <w:t xml:space="preserve"> </w:t>
-      </w:r>
-      <w:proofErr w:type="spellStart"/>
-      <w:r>
-        <w:t>the</w:t>
-      </w:r>
-      <w:proofErr w:type="spellEnd"/>
-      <w:r>
-        <w:t xml:space="preserve"> </w:t>
-      </w:r>
-      <w:proofErr w:type="spellStart"/>
-      <w:r>
-        <w:t>two</w:t>
-      </w:r>
-      <w:proofErr w:type="spellEnd"/>
-      <w:r>
-        <w:t xml:space="preserve"> </w:t>
-      </w:r>
-      <w:proofErr w:type="spellStart"/>
-      <w:r>
-        <w:t>other</w:t>
-      </w:r>
-      <w:proofErr w:type="spellEnd"/>
-      <w:r>
-        <w:t xml:space="preserve"> </w:t>
-      </w:r>
-      <w:proofErr w:type="spellStart"/>
-      <w:r>
-        <w:t>lines</w:t>
-      </w:r>
-      <w:proofErr w:type="spellEnd"/>
-      <w:r>
-        <w:t xml:space="preserve"> </w:t>
-      </w:r>
-      <w:proofErr w:type="spellStart"/>
-      <w:r>
-        <w:t>passing</w:t>
-      </w:r>
-      <w:proofErr w:type="spellEnd"/>
-      <w:r>
-        <w:t xml:space="preserve"> </w:t>
-      </w:r>
-      <w:proofErr w:type="spellStart"/>
-      <w:r>
-        <w:t>through</w:t>
-      </w:r>
-      <w:proofErr w:type="spellEnd"/>
-      <w:r>
-        <w:t xml:space="preserve"> </w:t>
-      </w:r>
-      <w:proofErr w:type="spellStart"/>
-      <w:r>
-        <w:t>the</w:t>
-      </w:r>
-      <w:proofErr w:type="spellEnd"/>
-      <w:r>
-        <w:t xml:space="preserve"> </w:t>
-      </w:r>
-      <w:proofErr w:type="spellStart"/>
-      <w:r>
-        <w:t>station</w:t>
-      </w:r>
-      <w:proofErr w:type="spellEnd"/>
-      <w:r>
-        <w:t xml:space="preserve">, </w:t>
-      </w:r>
-      <w:proofErr w:type="spellStart"/>
-      <w:r>
-        <w:t>the</w:t>
-      </w:r>
-      <w:proofErr w:type="spellEnd"/>
-      <w:r>
-        <w:t xml:space="preserve"> 237th </w:t>
-      </w:r>
-      <w:proofErr w:type="spellStart"/>
-      <w:r>
-        <w:t>track</w:t>
-      </w:r>
-      <w:proofErr w:type="spellEnd"/>
-      <w:r>
-        <w:t xml:space="preserve"> marker is </w:t>
-      </w:r>
-      <w:proofErr w:type="spellStart"/>
-      <w:r>
-        <w:t>found</w:t>
-      </w:r>
-      <w:proofErr w:type="spellEnd"/>
-      <w:r>
-        <w:t xml:space="preserve"> </w:t>
-      </w:r>
-      <w:proofErr w:type="spellStart"/>
-      <w:r>
-        <w:t>on</w:t>
-      </w:r>
-      <w:proofErr w:type="spellEnd"/>
-      <w:r>
-        <w:t xml:space="preserve"> </w:t>
-      </w:r>
-      <w:proofErr w:type="spellStart"/>
-      <w:r>
-        <w:t>the</w:t>
-      </w:r>
-      <w:proofErr w:type="spellEnd"/>
-      <w:r>
-        <w:t xml:space="preserve"> </w:t>
-      </w:r>
-      <w:proofErr w:type="spellStart"/>
-      <w:r>
-        <w:t>Paitch-baniarandezou</w:t>
-      </w:r>
-      <w:proofErr w:type="spellEnd"/>
-      <w:r>
-        <w:t xml:space="preserve"> </w:t>
-      </w:r>
-      <w:r>
-        <w:t>–</w:t>
-      </w:r>
-      <w:proofErr w:type="spellStart"/>
-      <w:r>
-        <w:t>Bar</w:t>
-      </w:r>
-      <w:r>
-        <w:t>tch</w:t>
-      </w:r>
-      <w:proofErr w:type="spellEnd"/>
-      <w:r>
-        <w:t xml:space="preserve"> line, w</w:t>
-      </w:r>
-      <w:proofErr w:type="spellStart"/>
-      <w:r>
-        <w:t>hile</w:t>
-      </w:r>
-      <w:proofErr w:type="spellEnd"/>
-      <w:r>
-        <w:t xml:space="preserve"> </w:t>
-      </w:r>
-      <w:proofErr w:type="spellStart"/>
-      <w:r>
-        <w:t>the</w:t>
-      </w:r>
-      <w:proofErr w:type="spellEnd"/>
-      <w:r>
-        <w:t xml:space="preserve"> 2059th marker is </w:t>
-      </w:r>
-      <w:proofErr w:type="spellStart"/>
-      <w:r>
-        <w:t>located</w:t>
-      </w:r>
-      <w:proofErr w:type="spellEnd"/>
-      <w:r>
-        <w:t xml:space="preserve"> </w:t>
-      </w:r>
-      <w:proofErr w:type="spellStart"/>
-      <w:r>
-        <w:t>on</w:t>
-      </w:r>
-      <w:proofErr w:type="spellEnd"/>
-      <w:r>
-        <w:t xml:space="preserve"> </w:t>
-      </w:r>
-      <w:proofErr w:type="spellStart"/>
-      <w:r>
-        <w:t>the</w:t>
-      </w:r>
-      <w:proofErr w:type="spellEnd"/>
-      <w:r>
-        <w:t xml:space="preserve"> </w:t>
-      </w:r>
-      <w:proofErr w:type="spellStart"/>
-      <w:r>
-        <w:t>Kalanfoold</w:t>
-      </w:r>
-      <w:proofErr w:type="spellEnd"/>
-      <w:r>
-        <w:t xml:space="preserve"> </w:t>
-      </w:r>
-      <w:r>
-        <w:t>–</w:t>
-      </w:r>
-      <w:r>
-        <w:t xml:space="preserve"> </w:t>
-      </w:r>
-      <w:proofErr w:type="spellStart"/>
-      <w:r>
-        <w:t>Santloorenz</w:t>
-      </w:r>
-      <w:proofErr w:type="spellEnd"/>
-      <w:r>
-        <w:t xml:space="preserve"> line, </w:t>
-      </w:r>
-      <w:proofErr w:type="spellStart"/>
-      <w:r>
-        <w:t>within</w:t>
-      </w:r>
-      <w:proofErr w:type="spellEnd"/>
-      <w:r>
-        <w:t xml:space="preserve"> </w:t>
-      </w:r>
-      <w:proofErr w:type="spellStart"/>
-      <w:r>
-        <w:t>the</w:t>
-      </w:r>
-      <w:proofErr w:type="spellEnd"/>
-      <w:r>
-        <w:t xml:space="preserve"> </w:t>
-      </w:r>
-      <w:proofErr w:type="spellStart"/>
-      <w:r>
-        <w:t>station’s</w:t>
-      </w:r>
-      <w:proofErr w:type="spellEnd"/>
-      <w:r>
-        <w:t xml:space="preserve"> </w:t>
-      </w:r>
-      <w:proofErr w:type="spellStart"/>
-      <w:r>
-        <w:t>vicinity</w:t>
-      </w:r>
-      <w:proofErr w:type="spellEnd"/>
-      <w:r>
-        <w:t>.</w:t>
-      </w:r>
+        <w:rPr>
+          <w:rStyle w:val="citation-438"/>
+        </w:rPr>
+        <w:t>provided</w:t>
+      </w:r>
+      <w:proofErr w:type="spellEnd"/>
+      <w:r>
+        <w:rPr>
+          <w:rStyle w:val="citation-438"/>
+        </w:rPr>
+        <w:t xml:space="preserve"> </w:t>
+      </w:r>
+      <w:proofErr w:type="spellStart"/>
+      <w:r>
+        <w:rPr>
+          <w:rStyle w:val="citation-438"/>
+        </w:rPr>
+        <w:t>by</w:t>
+      </w:r>
+      <w:proofErr w:type="spellEnd"/>
+      <w:r>
+        <w:rPr>
+          <w:rStyle w:val="citation-438"/>
+        </w:rPr>
+        <w:t xml:space="preserve"> a modern, computer-</w:t>
+      </w:r>
+      <w:proofErr w:type="spellStart"/>
+      <w:r>
+        <w:rPr>
+          <w:rStyle w:val="citation-438"/>
+        </w:rPr>
+        <w:t>controlled</w:t>
+      </w:r>
+      <w:proofErr w:type="spellEnd"/>
+      <w:r>
+        <w:rPr>
+          <w:rStyle w:val="citation-438"/>
+        </w:rPr>
+        <w:t xml:space="preserve"> </w:t>
+      </w:r>
+      <w:proofErr w:type="spellStart"/>
+      <w:r>
+        <w:rPr>
+          <w:rStyle w:val="citation-438"/>
+        </w:rPr>
+        <w:t>digital</w:t>
+      </w:r>
+      <w:proofErr w:type="spellEnd"/>
+      <w:r>
+        <w:rPr>
+          <w:rStyle w:val="citation-438"/>
+        </w:rPr>
+        <w:t xml:space="preserve"> </w:t>
+      </w:r>
+      <w:proofErr w:type="spellStart"/>
+      <w:r>
+        <w:rPr>
+          <w:rStyle w:val="citation-438"/>
+        </w:rPr>
+        <w:t>announcement</w:t>
+      </w:r>
+      <w:proofErr w:type="spellEnd"/>
+      <w:r>
+        <w:rPr>
+          <w:rStyle w:val="citation-438"/>
+        </w:rPr>
+        <w:t xml:space="preserve"> </w:t>
+      </w:r>
+      <w:proofErr w:type="spellStart"/>
+      <w:r>
+        <w:rPr>
+          <w:rStyle w:val="citation-438"/>
+        </w:rPr>
+        <w:t>system</w:t>
+      </w:r>
+      <w:proofErr w:type="spellEnd"/>
+      <w:r>
+        <w:rPr>
+          <w:rStyle w:val="citation-438"/>
+        </w:rPr>
+        <w:t xml:space="preserve"> and modern displays</w:t>
+      </w:r>
+      <w:bookmarkStart w:id="0" w:name="_GoBack"/>
+      <w:bookmarkEnd w:id="0"/>
     </w:p>
     <w:sectPr>
       <w:pgSz w:w="11906" w:h="16838"/>
@@ -878,7 +850,7 @@
 </file>
 
 <file path=word/styles.xml><?xml version="1.0" encoding="utf-8"?>
-<w:styles xmlns:mc="http://schemas.openxmlformats.org/markup-compatibility/2006" xmlns:r="http://schemas.openxmlformats.org/officeDocument/2006/relationships" xmlns:w="http://schemas.openxmlformats.org/wordprocessingml/2006/main" xmlns:w14="http://schemas.microsoft.com/office/word/2010/wordml" xmlns:w15="http://schemas.microsoft.com/office/word/2012/wordml" xmlns:w16cex="http://schemas.microsoft.com/office/word/2018/wordml/cex" xmlns:w16cid="http://schemas.microsoft.com/office/word/2016/wordml/cid" xmlns:w16="http://schemas.microsoft.com/office/word/2018/wordml" xmlns:w16du="http://schemas.microsoft.com/office/word/2023/wordml/word16du" xmlns:w16sdtdh="http://schemas.microsoft.com/office/word/2020/wordml/sdtdatahash" xmlns:w16sdtfl="http://schemas.microsoft.com/office/word/2024/wordml/sdtformatlock" xmlns:w16se="http://schemas.microsoft.com/office/word/2015/wordml/symex" mc:Ignorable="w14 w15 w16se w16cid w16 w16cex w16sdtdh w16sdtfl w16du">
+<w:styles xmlns:mc="http://schemas.openxmlformats.org/markup-compatibility/2006" xmlns:r="http://schemas.openxmlformats.org/officeDocument/2006/relationships" xmlns:w="http://schemas.openxmlformats.org/wordprocessingml/2006/main" xmlns:w14="http://schemas.microsoft.com/office/word/2010/wordml" xmlns:w15="http://schemas.microsoft.com/office/word/2012/wordml" xmlns:w16se="http://schemas.microsoft.com/office/word/2015/wordml/symex" mc:Ignorable="w14 w15 w16se">
   <w:docDefaults>
     <w:rPrDefault>
       <w:rPr>
@@ -896,7 +868,7 @@
       </w:pPr>
     </w:pPrDefault>
   </w:docDefaults>
-  <w:latentStyles w:defLockedState="0" w:defUIPriority="99" w:defSemiHidden="0" w:defUnhideWhenUsed="0" w:defQFormat="0" w:count="376">
+  <w:latentStyles w:defLockedState="0" w:defUIPriority="99" w:defSemiHidden="0" w:defUnhideWhenUsed="0" w:defQFormat="0" w:count="371">
     <w:lsdException w:name="Normal" w:uiPriority="0" w:qFormat="1"/>
     <w:lsdException w:name="heading 1" w:uiPriority="9" w:qFormat="1"/>
     <w:lsdException w:name="heading 2" w:semiHidden="1" w:uiPriority="9" w:unhideWhenUsed="1" w:qFormat="1"/>
@@ -1268,11 +1240,6 @@
     <w:lsdException w:name="List Table 5 Dark Accent 6" w:uiPriority="50"/>
     <w:lsdException w:name="List Table 6 Colorful Accent 6" w:uiPriority="51"/>
     <w:lsdException w:name="List Table 7 Colorful Accent 6" w:uiPriority="52"/>
-    <w:lsdException w:name="Mention" w:semiHidden="1" w:unhideWhenUsed="1"/>
-    <w:lsdException w:name="Smart Hyperlink" w:semiHidden="1" w:unhideWhenUsed="1"/>
-    <w:lsdException w:name="Hashtag" w:semiHidden="1" w:unhideWhenUsed="1"/>
-    <w:lsdException w:name="Unresolved Mention" w:semiHidden="1" w:unhideWhenUsed="1"/>
-    <w:lsdException w:name="Smart Link" w:semiHidden="1" w:unhideWhenUsed="1"/>
   </w:latentStyles>
   <w:style w:type="paragraph" w:default="1" w:styleId="Norml">
     <w:name w:val="Normal"/>
@@ -1793,6 +1760,36 @@
       <w:color w:val="0F4761" w:themeColor="accent1" w:themeShade="BF"/>
       <w:spacing w:val="5"/>
     </w:rPr>
+  </w:style>
+  <w:style w:type="character" w:customStyle="1" w:styleId="citation-443">
+    <w:name w:val="citation-443"/>
+    <w:basedOn w:val="Bekezdsalapbettpusa"/>
+    <w:rsid w:val="00A723E9"/>
+  </w:style>
+  <w:style w:type="character" w:customStyle="1" w:styleId="citation-442">
+    <w:name w:val="citation-442"/>
+    <w:basedOn w:val="Bekezdsalapbettpusa"/>
+    <w:rsid w:val="00A723E9"/>
+  </w:style>
+  <w:style w:type="character" w:customStyle="1" w:styleId="citation-441">
+    <w:name w:val="citation-441"/>
+    <w:basedOn w:val="Bekezdsalapbettpusa"/>
+    <w:rsid w:val="00A723E9"/>
+  </w:style>
+  <w:style w:type="character" w:customStyle="1" w:styleId="citation-440">
+    <w:name w:val="citation-440"/>
+    <w:basedOn w:val="Bekezdsalapbettpusa"/>
+    <w:rsid w:val="00A723E9"/>
+  </w:style>
+  <w:style w:type="character" w:customStyle="1" w:styleId="citation-439">
+    <w:name w:val="citation-439"/>
+    <w:basedOn w:val="Bekezdsalapbettpusa"/>
+    <w:rsid w:val="00A723E9"/>
+  </w:style>
+  <w:style w:type="character" w:customStyle="1" w:styleId="citation-438">
+    <w:name w:val="citation-438"/>
+    <w:basedOn w:val="Bekezdsalapbettpusa"/>
+    <w:rsid w:val="00A723E9"/>
   </w:style>
 </w:styles>
 </file>

--- a/hangszoveg/lorinc-en_hangszoveg.docx
+++ b/hangszoveg/lorinc-en_hangszoveg.docx
@@ -1,19 +1,27 @@
 
 <file path=word/document.xml><?xml version="1.0" encoding="utf-8"?>
-<w:document xmlns:wpc="http://schemas.microsoft.com/office/word/2010/wordprocessingCanvas" xmlns:cx="http://schemas.microsoft.com/office/drawing/2014/chartex" xmlns:mc="http://schemas.openxmlformats.org/markup-compatibility/2006" xmlns:o="urn:schemas-microsoft-com:office:office" xmlns:r="http://schemas.openxmlformats.org/officeDocument/2006/relationships" xmlns:m="http://schemas.openxmlformats.org/officeDocument/2006/math" xmlns:v="urn:schemas-microsoft-com:vml" xmlns:wp14="http://schemas.microsoft.com/office/word/2010/wordprocessingDrawing" xmlns:wp="http://schemas.openxmlformats.org/drawingml/2006/wordprocessingDrawing" xmlns:w10="urn:schemas-microsoft-com:office:word" xmlns:w="http://schemas.openxmlformats.org/wordprocessingml/2006/main" xmlns:w14="http://schemas.microsoft.com/office/word/2010/wordml" xmlns:w15="http://schemas.microsoft.com/office/word/2012/wordml" xmlns:w16se="http://schemas.microsoft.com/office/word/2015/wordml/symex" xmlns:wpg="http://schemas.microsoft.com/office/word/2010/wordprocessingGroup" xmlns:wpi="http://schemas.microsoft.com/office/word/2010/wordprocessingInk" xmlns:wne="http://schemas.microsoft.com/office/word/2006/wordml" xmlns:wps="http://schemas.microsoft.com/office/word/2010/wordprocessingShape" mc:Ignorable="w14 w15 w16se wp14">
+<w:document xmlns:wpc="http://schemas.microsoft.com/office/word/2010/wordprocessingCanvas" xmlns:cx="http://schemas.microsoft.com/office/drawing/2014/chartex" xmlns:cx1="http://schemas.microsoft.com/office/drawing/2015/9/8/chartex" xmlns:cx2="http://schemas.microsoft.com/office/drawing/2015/10/21/chartex" xmlns:cx3="http://schemas.microsoft.com/office/drawing/2016/5/9/chartex" xmlns:cx4="http://schemas.microsoft.com/office/drawing/2016/5/10/chartex" xmlns:cx5="http://schemas.microsoft.com/office/drawing/2016/5/11/chartex" xmlns:cx6="http://schemas.microsoft.com/office/drawing/2016/5/12/chartex" xmlns:cx7="http://schemas.microsoft.com/office/drawing/2016/5/13/chartex" xmlns:cx8="http://schemas.microsoft.com/office/drawing/2016/5/14/chartex" xmlns:mc="http://schemas.openxmlformats.org/markup-compatibility/2006" xmlns:aink="http://schemas.microsoft.com/office/drawing/2016/ink" xmlns:am3d="http://schemas.microsoft.com/office/drawing/2017/model3d" xmlns:o="urn:schemas-microsoft-com:office:office" xmlns:oel="http://schemas.microsoft.com/office/2019/extlst" xmlns:r="http://schemas.openxmlformats.org/officeDocument/2006/relationships" xmlns:m="http://schemas.openxmlformats.org/officeDocument/2006/math" xmlns:v="urn:schemas-microsoft-com:vml" xmlns:wp14="http://schemas.microsoft.com/office/word/2010/wordprocessingDrawing" xmlns:wp="http://schemas.openxmlformats.org/drawingml/2006/wordprocessingDrawing" xmlns:w10="urn:schemas-microsoft-com:office:word" xmlns:w="http://schemas.openxmlformats.org/wordprocessingml/2006/main" xmlns:w14="http://schemas.microsoft.com/office/word/2010/wordml" xmlns:w15="http://schemas.microsoft.com/office/word/2012/wordml" xmlns:w16cex="http://schemas.microsoft.com/office/word/2018/wordml/cex" xmlns:w16cid="http://schemas.microsoft.com/office/word/2016/wordml/cid" xmlns:w16="http://schemas.microsoft.com/office/word/2018/wordml" xmlns:w16du="http://schemas.microsoft.com/office/word/2023/wordml/word16du" xmlns:w16sdtdh="http://schemas.microsoft.com/office/word/2020/wordml/sdtdatahash" xmlns:w16sdtfl="http://schemas.microsoft.com/office/word/2024/wordml/sdtformatlock" xmlns:w16se="http://schemas.microsoft.com/office/word/2015/wordml/symex" xmlns:wpg="http://schemas.microsoft.com/office/word/2010/wordprocessingGroup" xmlns:wpi="http://schemas.microsoft.com/office/word/2010/wordprocessingInk" xmlns:wne="http://schemas.microsoft.com/office/word/2006/wordml" xmlns:wps="http://schemas.microsoft.com/office/word/2010/wordprocessingShape" mc:Ignorable="w14 w15 w16se w16cid w16 w16cex w16sdtdh w16sdtfl w16du wp14">
   <w:body>
     <w:p>
+      <w:proofErr w:type="spellStart"/>
       <w:r>
         <w:rPr>
           <w:rStyle w:val="citation-443"/>
         </w:rPr>
-        <w:t xml:space="preserve">Szentlőrinc </w:t>
-      </w:r>
-      <w:proofErr w:type="spellStart"/>
+        <w:t>Santloorenz</w:t>
+      </w:r>
+      <w:proofErr w:type="spellEnd"/>
       <w:r>
         <w:rPr>
           <w:rStyle w:val="citation-443"/>
         </w:rPr>
+        <w:t xml:space="preserve"> </w:t>
+      </w:r>
+      <w:proofErr w:type="spellStart"/>
+      <w:r>
+        <w:rPr>
+          <w:rStyle w:val="citation-443"/>
+        </w:rPr>
         <w:t>railway</w:t>
       </w:r>
       <w:proofErr w:type="spellEnd"/>
@@ -63,13 +71,27 @@
         <w:rPr>
           <w:rStyle w:val="citation-443"/>
         </w:rPr>
-        <w:t xml:space="preserve"> most important </w:t>
+        <w:t xml:space="preserve"> most </w:t>
       </w:r>
       <w:proofErr w:type="spellStart"/>
       <w:r>
         <w:rPr>
           <w:rStyle w:val="citation-443"/>
         </w:rPr>
+        <w:t>important</w:t>
+      </w:r>
+      <w:proofErr w:type="spellEnd"/>
+      <w:r>
+        <w:rPr>
+          <w:rStyle w:val="citation-443"/>
+        </w:rPr>
+        <w:t xml:space="preserve"> </w:t>
+      </w:r>
+      <w:proofErr w:type="spellStart"/>
+      <w:r>
+        <w:rPr>
+          <w:rStyle w:val="citation-443"/>
+        </w:rPr>
         <w:t>transport</w:t>
       </w:r>
       <w:proofErr w:type="spellEnd"/>
@@ -91,13 +113,39 @@
         <w:rPr>
           <w:rStyle w:val="citation-443"/>
         </w:rPr>
-        <w:t xml:space="preserve"> in Baranya </w:t>
+        <w:t xml:space="preserve"> in </w:t>
       </w:r>
       <w:proofErr w:type="spellStart"/>
       <w:r>
         <w:rPr>
           <w:rStyle w:val="citation-443"/>
         </w:rPr>
+        <w:t>Baran</w:t>
+      </w:r>
+      <w:r>
+        <w:rPr>
+          <w:rStyle w:val="citation-443"/>
+        </w:rPr>
+        <w:t>h</w:t>
+      </w:r>
+      <w:r>
+        <w:rPr>
+          <w:rStyle w:val="citation-443"/>
+        </w:rPr>
+        <w:t>a</w:t>
+      </w:r>
+      <w:proofErr w:type="spellEnd"/>
+      <w:r>
+        <w:rPr>
+          <w:rStyle w:val="citation-443"/>
+        </w:rPr>
+        <w:t xml:space="preserve"> </w:t>
+      </w:r>
+      <w:proofErr w:type="spellStart"/>
+      <w:r>
+        <w:rPr>
+          <w:rStyle w:val="citation-443"/>
+        </w:rPr>
         <w:t>County</w:t>
       </w:r>
       <w:proofErr w:type="spellEnd"/>
@@ -234,8 +282,30 @@
         <w:rPr>
           <w:rStyle w:val="citation-442"/>
         </w:rPr>
-        <w:t xml:space="preserve"> Gyékényes and Sellye</w:t>
-      </w:r>
+        <w:t xml:space="preserve"> </w:t>
+      </w:r>
+      <w:proofErr w:type="spellStart"/>
+      <w:r>
+        <w:rPr>
+          <w:rStyle w:val="citation-442"/>
+        </w:rPr>
+        <w:t>Ghaicainnash</w:t>
+      </w:r>
+      <w:proofErr w:type="spellEnd"/>
+      <w:r>
+        <w:rPr>
+          <w:rStyle w:val="citation-442"/>
+        </w:rPr>
+        <w:t xml:space="preserve"> and </w:t>
+      </w:r>
+      <w:proofErr w:type="spellStart"/>
+      <w:r>
+        <w:rPr>
+          <w:rStyle w:val="citation-442"/>
+        </w:rPr>
+        <w:t>Shayyeh</w:t>
+      </w:r>
+      <w:proofErr w:type="spellEnd"/>
       <w:r>
         <w:t xml:space="preserve">. </w:t>
       </w:r>
@@ -836,8 +906,6 @@
         </w:rPr>
         <w:t xml:space="preserve"> and modern displays</w:t>
       </w:r>
-      <w:bookmarkStart w:id="0" w:name="_GoBack"/>
-      <w:bookmarkEnd w:id="0"/>
     </w:p>
     <w:sectPr>
       <w:pgSz w:w="11906" w:h="16838"/>
@@ -850,7 +918,7 @@
 </file>
 
 <file path=word/styles.xml><?xml version="1.0" encoding="utf-8"?>
-<w:styles xmlns:mc="http://schemas.openxmlformats.org/markup-compatibility/2006" xmlns:r="http://schemas.openxmlformats.org/officeDocument/2006/relationships" xmlns:w="http://schemas.openxmlformats.org/wordprocessingml/2006/main" xmlns:w14="http://schemas.microsoft.com/office/word/2010/wordml" xmlns:w15="http://schemas.microsoft.com/office/word/2012/wordml" xmlns:w16se="http://schemas.microsoft.com/office/word/2015/wordml/symex" mc:Ignorable="w14 w15 w16se">
+<w:styles xmlns:mc="http://schemas.openxmlformats.org/markup-compatibility/2006" xmlns:r="http://schemas.openxmlformats.org/officeDocument/2006/relationships" xmlns:w="http://schemas.openxmlformats.org/wordprocessingml/2006/main" xmlns:w14="http://schemas.microsoft.com/office/word/2010/wordml" xmlns:w15="http://schemas.microsoft.com/office/word/2012/wordml" xmlns:w16cex="http://schemas.microsoft.com/office/word/2018/wordml/cex" xmlns:w16cid="http://schemas.microsoft.com/office/word/2016/wordml/cid" xmlns:w16="http://schemas.microsoft.com/office/word/2018/wordml" xmlns:w16du="http://schemas.microsoft.com/office/word/2023/wordml/word16du" xmlns:w16sdtdh="http://schemas.microsoft.com/office/word/2020/wordml/sdtdatahash" xmlns:w16sdtfl="http://schemas.microsoft.com/office/word/2024/wordml/sdtformatlock" xmlns:w16se="http://schemas.microsoft.com/office/word/2015/wordml/symex" mc:Ignorable="w14 w15 w16se w16cid w16 w16cex w16sdtdh w16sdtfl w16du">
   <w:docDefaults>
     <w:rPrDefault>
       <w:rPr>
@@ -868,7 +936,7 @@
       </w:pPr>
     </w:pPrDefault>
   </w:docDefaults>
-  <w:latentStyles w:defLockedState="0" w:defUIPriority="99" w:defSemiHidden="0" w:defUnhideWhenUsed="0" w:defQFormat="0" w:count="371">
+  <w:latentStyles w:defLockedState="0" w:defUIPriority="99" w:defSemiHidden="0" w:defUnhideWhenUsed="0" w:defQFormat="0" w:count="376">
     <w:lsdException w:name="Normal" w:uiPriority="0" w:qFormat="1"/>
     <w:lsdException w:name="heading 1" w:uiPriority="9" w:qFormat="1"/>
     <w:lsdException w:name="heading 2" w:semiHidden="1" w:uiPriority="9" w:unhideWhenUsed="1" w:qFormat="1"/>
@@ -1240,6 +1308,11 @@
     <w:lsdException w:name="List Table 5 Dark Accent 6" w:uiPriority="50"/>
     <w:lsdException w:name="List Table 6 Colorful Accent 6" w:uiPriority="51"/>
     <w:lsdException w:name="List Table 7 Colorful Accent 6" w:uiPriority="52"/>
+    <w:lsdException w:name="Mention" w:semiHidden="1" w:unhideWhenUsed="1"/>
+    <w:lsdException w:name="Smart Hyperlink" w:semiHidden="1" w:unhideWhenUsed="1"/>
+    <w:lsdException w:name="Hashtag" w:semiHidden="1" w:unhideWhenUsed="1"/>
+    <w:lsdException w:name="Unresolved Mention" w:semiHidden="1" w:unhideWhenUsed="1"/>
+    <w:lsdException w:name="Smart Link" w:semiHidden="1" w:unhideWhenUsed="1"/>
   </w:latentStyles>
   <w:style w:type="paragraph" w:default="1" w:styleId="Norml">
     <w:name w:val="Normal"/>
